--- a/misc/2026/Carta Convite - Copa São Bernardo de Badminton 2026.docx
+++ b/misc/2026/Carta Convite - Copa São Bernardo de Badminton 2026.docx
@@ -153,23 +153,13 @@
           <w:szCs w:val="24"/>
           <w:lang w:val="pt-BR"/>
         </w:rPr>
-        <w:t xml:space="preserve">Dia 27 de </w:t>
-      </w:r>
-      <w:r>
-        <w:rPr>
-          <w:rFonts w:hint="default" w:ascii="Arial" w:hAnsi="Arial" w:cs="Arial"/>
-          <w:b w:val="0"/>
-          <w:bCs w:val="0"/>
-          <w:sz w:val="24"/>
-          <w:szCs w:val="24"/>
-          <w:lang w:val="pt-BR"/>
-        </w:rPr>
-        <w:t>setembro - categorias: Aberta e Jovens.</w:t>
-      </w:r>
-    </w:p>
-    <w:p>
-      <w:pPr>
-        <w:numPr>
+        <w:t>Dia 27 de setembro - categorias: Aberta e Jovens.</w:t>
+      </w:r>
+    </w:p>
+    <w:p>
+      <w:pPr>
+        <w:numPr>
+          <w:ilvl w:val="0"/>
           <w:numId w:val="0"/>
         </w:numPr>
         <w:spacing w:line="360" w:lineRule="auto"/>
@@ -187,6 +177,7 @@
     <w:p>
       <w:pPr>
         <w:numPr>
+          <w:ilvl w:val="0"/>
           <w:numId w:val="0"/>
         </w:numPr>
         <w:spacing w:line="360" w:lineRule="auto"/>
@@ -207,23 +198,13 @@
           <w:szCs w:val="24"/>
           <w:lang w:val="pt-BR"/>
         </w:rPr>
-        <w:t xml:space="preserve">Local: </w:t>
-      </w:r>
-      <w:r>
-        <w:rPr>
-          <w:rFonts w:hint="default" w:ascii="Arial" w:hAnsi="Arial" w:cs="Arial"/>
-          <w:b/>
-          <w:bCs/>
-          <w:sz w:val="24"/>
-          <w:szCs w:val="24"/>
-          <w:lang w:val="pt-BR"/>
-        </w:rPr>
-        <w:t>Centro de Treinamento de Badminton em São Bernardo do Campo.</w:t>
-      </w:r>
-    </w:p>
-    <w:p>
-      <w:pPr>
-        <w:numPr>
+        <w:t>Local: Centro de Treinamento de Badminton em São Bernardo do Campo.</w:t>
+      </w:r>
+    </w:p>
+    <w:p>
+      <w:pPr>
+        <w:numPr>
+          <w:ilvl w:val="0"/>
           <w:numId w:val="0"/>
         </w:numPr>
         <w:spacing w:line="360" w:lineRule="auto"/>
@@ -260,6 +241,7 @@
     <w:p>
       <w:pPr>
         <w:numPr>
+          <w:ilvl w:val="0"/>
           <w:numId w:val="0"/>
         </w:numPr>
         <w:spacing w:line="360" w:lineRule="auto"/>
@@ -275,6 +257,7 @@
     <w:p>
       <w:pPr>
         <w:numPr>
+          <w:ilvl w:val="0"/>
           <w:numId w:val="0"/>
         </w:numPr>
         <w:spacing w:line="360" w:lineRule="auto"/>
@@ -688,6 +671,7 @@
     <w:p>
       <w:pPr>
         <w:numPr>
+          <w:ilvl w:val="0"/>
           <w:numId w:val="0"/>
         </w:numPr>
         <w:spacing w:line="360" w:lineRule="auto"/>
@@ -705,6 +689,7 @@
     <w:p>
       <w:pPr>
         <w:numPr>
+          <w:ilvl w:val="0"/>
           <w:numId w:val="0"/>
         </w:numPr>
         <w:spacing w:line="360" w:lineRule="auto"/>
@@ -733,6 +718,7 @@
     <w:p>
       <w:pPr>
         <w:numPr>
+          <w:ilvl w:val="0"/>
           <w:numId w:val="0"/>
         </w:numPr>
         <w:spacing w:line="360" w:lineRule="auto"/>
@@ -882,6 +868,7 @@
     <w:p>
       <w:pPr>
         <w:numPr>
+          <w:ilvl w:val="0"/>
           <w:numId w:val="0"/>
         </w:numPr>
         <w:spacing w:line="360" w:lineRule="auto"/>
@@ -899,6 +886,7 @@
     <w:p>
       <w:pPr>
         <w:numPr>
+          <w:ilvl w:val="0"/>
           <w:numId w:val="0"/>
         </w:numPr>
         <w:spacing w:line="360" w:lineRule="auto"/>
@@ -927,6 +915,7 @@
     <w:p>
       <w:pPr>
         <w:numPr>
+          <w:ilvl w:val="0"/>
           <w:numId w:val="0"/>
         </w:numPr>
         <w:spacing w:line="360" w:lineRule="auto"/>
@@ -950,6 +939,16 @@
           <w:lang w:val="pt-BR"/>
         </w:rPr>
         <w:tab/>
+      </w:r>
+      <w:r>
+        <w:rPr>
+          <w:rFonts w:hint="default" w:ascii="Arial" w:hAnsi="Arial" w:cs="Arial"/>
+          <w:b w:val="0"/>
+          <w:bCs w:val="0"/>
+          <w:sz w:val="24"/>
+          <w:szCs w:val="24"/>
+          <w:lang w:val="pt-BR"/>
+        </w:rPr>
         <w:t>Serão premiados os 3 (três) primeiros colocados. Não haverá disputa pela 3ª (terceira) e 4ª (quarta) colocação.</w:t>
       </w:r>
     </w:p>
@@ -979,6 +978,7 @@
     <w:p>
       <w:pPr>
         <w:numPr>
+          <w:ilvl w:val="0"/>
           <w:numId w:val="0"/>
         </w:numPr>
         <w:spacing w:line="360" w:lineRule="auto"/>
@@ -1007,6 +1007,7 @@
     <w:p>
       <w:pPr>
         <w:numPr>
+          <w:ilvl w:val="0"/>
           <w:numId w:val="0"/>
         </w:numPr>
         <w:spacing w:line="360" w:lineRule="auto"/>
@@ -1030,6 +1031,16 @@
           <w:lang w:val="pt-BR"/>
         </w:rPr>
         <w:tab/>
+      </w:r>
+      <w:r>
+        <w:rPr>
+          <w:rFonts w:hint="default" w:ascii="Arial" w:hAnsi="Arial" w:cs="Arial"/>
+          <w:b w:val="0"/>
+          <w:bCs w:val="0"/>
+          <w:sz w:val="24"/>
+          <w:szCs w:val="24"/>
+          <w:lang w:val="pt-BR"/>
+        </w:rPr>
         <w:t xml:space="preserve">Serão utilizadas petecas de </w:t>
       </w:r>
       <w:r>
@@ -1058,6 +1069,7 @@
     <w:p>
       <w:pPr>
         <w:numPr>
+          <w:ilvl w:val="0"/>
           <w:numId w:val="0"/>
         </w:numPr>
         <w:spacing w:line="360" w:lineRule="auto"/>
@@ -1075,6 +1087,7 @@
     <w:p>
       <w:pPr>
         <w:numPr>
+          <w:ilvl w:val="0"/>
           <w:numId w:val="0"/>
         </w:numPr>
         <w:spacing w:line="360" w:lineRule="auto"/>
@@ -1103,6 +1116,7 @@
     <w:p>
       <w:pPr>
         <w:numPr>
+          <w:ilvl w:val="0"/>
           <w:numId w:val="0"/>
         </w:numPr>
         <w:spacing w:line="360" w:lineRule="auto"/>
@@ -1126,6 +1140,16 @@
           <w:lang w:val="pt-BR"/>
         </w:rPr>
         <w:tab/>
+      </w:r>
+      <w:r>
+        <w:rPr>
+          <w:rFonts w:hint="default" w:ascii="Arial" w:hAnsi="Arial" w:cs="Arial"/>
+          <w:b w:val="0"/>
+          <w:bCs w:val="0"/>
+          <w:sz w:val="24"/>
+          <w:szCs w:val="24"/>
+          <w:lang w:val="pt-BR"/>
+        </w:rPr>
         <w:t xml:space="preserve">Serão disputados em </w:t>
       </w:r>
       <w:r>
@@ -1200,6 +1224,7 @@
     <w:p>
       <w:pPr>
         <w:numPr>
+          <w:ilvl w:val="0"/>
           <w:numId w:val="0"/>
         </w:numPr>
         <w:spacing w:line="360" w:lineRule="auto"/>
@@ -1217,6 +1242,7 @@
     <w:p>
       <w:pPr>
         <w:numPr>
+          <w:ilvl w:val="0"/>
           <w:numId w:val="0"/>
         </w:numPr>
         <w:spacing w:line="360" w:lineRule="auto"/>
@@ -1245,12 +1271,13 @@
     <w:p>
       <w:pPr>
         <w:numPr>
+          <w:ilvl w:val="0"/>
           <w:numId w:val="0"/>
         </w:numPr>
         <w:spacing w:line="360" w:lineRule="auto"/>
         <w:jc w:val="both"/>
         <w:rPr>
-          <w:rFonts w:hint="default" w:ascii="Arial" w:hAnsi="Arial"/>
+          <w:rFonts w:hint="default" w:ascii="Arial" w:hAnsi="Arial" w:cs="Arial"/>
           <w:b w:val="0"/>
           <w:bCs w:val="0"/>
           <w:sz w:val="24"/>
@@ -1278,389 +1305,29 @@
           <w:szCs w:val="24"/>
           <w:lang w:val="pt-BR"/>
         </w:rPr>
-        <w:t xml:space="preserve">O pagamento deverá ser realizado para a chave </w:t>
-      </w:r>
-      <w:r>
-        <w:rPr>
-          <w:rFonts w:hint="default" w:ascii="Arial" w:hAnsi="Arial" w:cs="Arial"/>
-          <w:b/>
-          <w:bCs/>
-          <w:sz w:val="24"/>
-          <w:szCs w:val="24"/>
-          <w:lang w:val="pt-BR"/>
-        </w:rPr>
-        <w:t>PIX do SBB</w:t>
-      </w:r>
-      <w:r>
-        <w:rPr>
-          <w:rFonts w:hint="default" w:ascii="Arial" w:hAnsi="Arial" w:cs="Arial"/>
-          <w:b w:val="0"/>
-          <w:bCs w:val="0"/>
-          <w:sz w:val="24"/>
-          <w:szCs w:val="24"/>
-          <w:lang w:val="pt-BR"/>
-        </w:rPr>
-        <w:t xml:space="preserve"> (</w:t>
-      </w:r>
-      <w:r>
-        <w:rPr>
-          <w:rFonts w:hint="default" w:ascii="Arial" w:hAnsi="Arial"/>
-          <w:b w:val="0"/>
-          <w:bCs w:val="0"/>
-          <w:sz w:val="24"/>
-          <w:szCs w:val="24"/>
-          <w:lang w:val="pt-BR"/>
-        </w:rPr>
-        <w:t>CNPJ</w:t>
-      </w:r>
-      <w:r>
-        <w:rPr>
-          <w:rFonts w:hint="default" w:ascii="Arial" w:hAnsi="Arial" w:cs="Arial"/>
-          <w:b w:val="0"/>
-          <w:bCs w:val="0"/>
-          <w:sz w:val="24"/>
-          <w:szCs w:val="24"/>
-          <w:lang w:val="pt-BR"/>
-        </w:rPr>
-        <w:t xml:space="preserve">): </w:t>
-      </w:r>
-      <w:r>
-        <w:rPr>
-          <w:rFonts w:hint="default" w:ascii="Arial" w:hAnsi="Arial"/>
-          <w:b w:val="0"/>
-          <w:bCs w:val="0"/>
-          <w:sz w:val="24"/>
-          <w:szCs w:val="24"/>
-          <w:lang w:val="pt-BR"/>
-        </w:rPr>
-        <w:t xml:space="preserve"> </w:t>
-      </w:r>
-      <w:r>
-        <w:rPr>
-          <w:rFonts w:hint="default" w:ascii="Arial" w:hAnsi="Arial"/>
-          <w:b/>
-          <w:bCs/>
-          <w:sz w:val="24"/>
-          <w:szCs w:val="24"/>
-          <w:lang w:val="pt-BR"/>
-        </w:rPr>
-        <w:t>30.380.122/0001-11</w:t>
-      </w:r>
-      <w:r>
-        <w:rPr>
-          <w:rFonts w:hint="default" w:ascii="Arial" w:hAnsi="Arial"/>
-          <w:b w:val="0"/>
-          <w:bCs w:val="0"/>
-          <w:sz w:val="24"/>
-          <w:szCs w:val="24"/>
-          <w:lang w:val="pt-BR"/>
-        </w:rPr>
-        <w:t>.</w:t>
-      </w:r>
-    </w:p>
-    <w:p>
-      <w:pPr>
-        <w:numPr>
-          <w:numId w:val="0"/>
-        </w:numPr>
-        <w:spacing w:line="360" w:lineRule="auto"/>
-        <w:jc w:val="both"/>
-        <w:rPr>
-          <w:rFonts w:hint="default" w:ascii="Arial" w:hAnsi="Arial"/>
-          <w:b w:val="0"/>
-          <w:bCs w:val="0"/>
-          <w:sz w:val="24"/>
-          <w:szCs w:val="24"/>
-          <w:lang w:val="pt-BR"/>
-        </w:rPr>
-      </w:pPr>
-      <w:r>
-        <w:rPr>
-          <w:rFonts w:hint="default" w:ascii="Arial" w:hAnsi="Arial"/>
-          <w:b w:val="0"/>
-          <w:bCs w:val="0"/>
-          <w:sz w:val="24"/>
-          <w:szCs w:val="24"/>
-          <w:lang w:val="pt-BR"/>
-        </w:rPr>
-        <w:tab/>
-        <w:t xml:space="preserve">O comprovante de pagamento deverá ser enviado para </w:t>
-      </w:r>
-      <w:r>
-        <w:rPr>
-          <w:rFonts w:hint="default" w:ascii="Arial" w:hAnsi="Arial"/>
-          <w:b w:val="0"/>
-          <w:bCs w:val="0"/>
-          <w:sz w:val="24"/>
-          <w:szCs w:val="24"/>
-          <w:lang w:val="pt-BR"/>
-        </w:rPr>
-        <w:fldChar w:fldCharType="begin"/>
-      </w:r>
-      <w:r>
-        <w:rPr>
-          <w:rFonts w:hint="default" w:ascii="Arial" w:hAnsi="Arial"/>
-          <w:b w:val="0"/>
-          <w:bCs w:val="0"/>
-          <w:sz w:val="24"/>
-          <w:szCs w:val="24"/>
-          <w:lang w:val="pt-BR"/>
-        </w:rPr>
-        <w:instrText xml:space="preserve"> HYPERLINK "mailto:sbb@terra.com.br" </w:instrText>
-      </w:r>
-      <w:r>
-        <w:rPr>
-          <w:rFonts w:hint="default" w:ascii="Arial" w:hAnsi="Arial"/>
-          <w:b w:val="0"/>
-          <w:bCs w:val="0"/>
-          <w:sz w:val="24"/>
-          <w:szCs w:val="24"/>
-          <w:lang w:val="pt-BR"/>
-        </w:rPr>
-        <w:fldChar w:fldCharType="separate"/>
-      </w:r>
-      <w:r>
-        <w:rPr>
-          <w:rStyle w:val="8"/>
-          <w:rFonts w:hint="default" w:ascii="Arial" w:hAnsi="Arial"/>
-          <w:b w:val="0"/>
-          <w:bCs w:val="0"/>
-          <w:sz w:val="24"/>
-          <w:szCs w:val="24"/>
-          <w:lang w:val="pt-BR"/>
-        </w:rPr>
-        <w:t>sbb@terra.com.br</w:t>
-      </w:r>
-      <w:r>
-        <w:rPr>
-          <w:rFonts w:hint="default" w:ascii="Arial" w:hAnsi="Arial"/>
-          <w:b w:val="0"/>
-          <w:bCs w:val="0"/>
-          <w:sz w:val="24"/>
-          <w:szCs w:val="24"/>
-          <w:lang w:val="pt-BR"/>
-        </w:rPr>
-        <w:fldChar w:fldCharType="end"/>
-      </w:r>
-      <w:r>
-        <w:rPr>
-          <w:rFonts w:hint="default" w:ascii="Arial" w:hAnsi="Arial"/>
-          <w:b w:val="0"/>
-          <w:bCs w:val="0"/>
-          <w:sz w:val="24"/>
-          <w:szCs w:val="24"/>
-          <w:lang w:val="pt-BR"/>
-        </w:rPr>
-        <w:t xml:space="preserve"> até o dia 12 de setembro de 2026. Caso utilize o formulário de inscrição em lote (planilha Excel), anexe-o ao mesmo e-mail.</w:t>
-      </w:r>
-    </w:p>
-    <w:p>
-      <w:pPr>
-        <w:numPr>
-          <w:numId w:val="0"/>
-        </w:numPr>
-        <w:spacing w:line="360" w:lineRule="auto"/>
-        <w:jc w:val="both"/>
-        <w:rPr>
-          <w:rFonts w:hint="default" w:ascii="Arial" w:hAnsi="Arial"/>
-          <w:b w:val="0"/>
-          <w:bCs w:val="0"/>
-          <w:sz w:val="24"/>
-          <w:szCs w:val="24"/>
-          <w:lang w:val="pt-BR"/>
-        </w:rPr>
-      </w:pPr>
-      <w:r>
-        <w:rPr>
-          <w:rFonts w:hint="default" w:ascii="Arial" w:hAnsi="Arial"/>
-          <w:b w:val="0"/>
-          <w:bCs w:val="0"/>
-          <w:sz w:val="24"/>
-          <w:szCs w:val="24"/>
-          <w:lang w:val="pt-BR"/>
-        </w:rPr>
-        <w:tab/>
-        <w:t xml:space="preserve">Em caso de dúvidas, entrar em contato com Fátima por meio do telefone: </w:t>
-      </w:r>
-      <w:r>
-        <w:rPr>
-          <w:rFonts w:hint="default" w:ascii="Arial" w:hAnsi="Arial"/>
-          <w:b w:val="0"/>
-          <w:bCs w:val="0"/>
-          <w:sz w:val="24"/>
-          <w:szCs w:val="24"/>
-          <w:lang w:val="pt-BR"/>
-        </w:rPr>
-        <w:fldChar w:fldCharType="begin"/>
-      </w:r>
-      <w:r>
-        <w:rPr>
-          <w:rFonts w:hint="default" w:ascii="Arial" w:hAnsi="Arial"/>
-          <w:b w:val="0"/>
-          <w:bCs w:val="0"/>
-          <w:sz w:val="24"/>
-          <w:szCs w:val="24"/>
-          <w:lang w:val="pt-BR"/>
-        </w:rPr>
-        <w:instrText xml:space="preserve"> HYPERLINK "tel:+5511977399090" </w:instrText>
-      </w:r>
-      <w:r>
-        <w:rPr>
-          <w:rFonts w:hint="default" w:ascii="Arial" w:hAnsi="Arial"/>
-          <w:b w:val="0"/>
-          <w:bCs w:val="0"/>
-          <w:sz w:val="24"/>
-          <w:szCs w:val="24"/>
-          <w:lang w:val="pt-BR"/>
-        </w:rPr>
-        <w:fldChar w:fldCharType="separate"/>
-      </w:r>
-      <w:r>
-        <w:rPr>
-          <w:rStyle w:val="8"/>
-          <w:rFonts w:hint="default" w:ascii="Arial" w:hAnsi="Arial"/>
-          <w:b w:val="0"/>
-          <w:bCs w:val="0"/>
-          <w:sz w:val="24"/>
-          <w:szCs w:val="24"/>
-          <w:lang w:val="pt-BR"/>
-        </w:rPr>
-        <w:t>(11) 97739-9090</w:t>
-      </w:r>
-      <w:r>
-        <w:rPr>
-          <w:rFonts w:hint="default" w:ascii="Arial" w:hAnsi="Arial"/>
-          <w:b w:val="0"/>
-          <w:bCs w:val="0"/>
-          <w:sz w:val="24"/>
-          <w:szCs w:val="24"/>
-          <w:lang w:val="pt-BR"/>
-        </w:rPr>
-        <w:fldChar w:fldCharType="end"/>
-      </w:r>
-      <w:r>
-        <w:rPr>
-          <w:rFonts w:hint="default" w:ascii="Arial" w:hAnsi="Arial"/>
-          <w:b w:val="0"/>
-          <w:bCs w:val="0"/>
-          <w:sz w:val="24"/>
-          <w:szCs w:val="24"/>
-          <w:lang w:val="pt-BR"/>
-        </w:rPr>
-        <w:t xml:space="preserve"> (</w:t>
-      </w:r>
-      <w:r>
-        <w:rPr>
-          <w:rFonts w:hint="default" w:ascii="Arial" w:hAnsi="Arial"/>
-          <w:b w:val="0"/>
-          <w:bCs w:val="0"/>
-          <w:sz w:val="24"/>
-          <w:szCs w:val="24"/>
-          <w:lang w:val="pt-BR"/>
-        </w:rPr>
-        <w:fldChar w:fldCharType="begin"/>
-      </w:r>
-      <w:r>
-        <w:rPr>
-          <w:rFonts w:hint="default" w:ascii="Arial" w:hAnsi="Arial"/>
-          <w:b w:val="0"/>
-          <w:bCs w:val="0"/>
-          <w:sz w:val="24"/>
-          <w:szCs w:val="24"/>
-          <w:lang w:val="pt-BR"/>
-        </w:rPr>
-        <w:instrText xml:space="preserve"> HYPERLINK "https://wa.me/+5511977399090" </w:instrText>
-      </w:r>
-      <w:r>
-        <w:rPr>
-          <w:rFonts w:hint="default" w:ascii="Arial" w:hAnsi="Arial"/>
-          <w:b w:val="0"/>
-          <w:bCs w:val="0"/>
-          <w:sz w:val="24"/>
-          <w:szCs w:val="24"/>
-          <w:lang w:val="pt-BR"/>
-        </w:rPr>
-        <w:fldChar w:fldCharType="separate"/>
-      </w:r>
-      <w:r>
-        <w:rPr>
-          <w:rStyle w:val="8"/>
-          <w:rFonts w:hint="default" w:ascii="Arial" w:hAnsi="Arial"/>
-          <w:b w:val="0"/>
-          <w:bCs w:val="0"/>
-          <w:sz w:val="24"/>
-          <w:szCs w:val="24"/>
-          <w:lang w:val="pt-BR"/>
-        </w:rPr>
-        <w:t>WhatsApp</w:t>
-      </w:r>
-      <w:r>
-        <w:rPr>
-          <w:rFonts w:hint="default" w:ascii="Arial" w:hAnsi="Arial"/>
-          <w:b w:val="0"/>
-          <w:bCs w:val="0"/>
-          <w:sz w:val="24"/>
-          <w:szCs w:val="24"/>
-          <w:lang w:val="pt-BR"/>
-        </w:rPr>
-        <w:fldChar w:fldCharType="end"/>
-      </w:r>
-      <w:r>
-        <w:rPr>
-          <w:rFonts w:hint="default" w:ascii="Arial" w:hAnsi="Arial"/>
-          <w:b w:val="0"/>
-          <w:bCs w:val="0"/>
-          <w:sz w:val="24"/>
-          <w:szCs w:val="24"/>
-          <w:lang w:val="pt-BR"/>
-        </w:rPr>
-        <w:t>).</w:t>
-      </w:r>
-    </w:p>
-    <w:p>
-      <w:pPr>
-        <w:numPr>
-          <w:numId w:val="0"/>
-        </w:numPr>
-        <w:spacing w:line="360" w:lineRule="auto"/>
-        <w:jc w:val="both"/>
-        <w:rPr>
-          <w:rFonts w:hint="default" w:ascii="Arial" w:hAnsi="Arial"/>
-          <w:b w:val="0"/>
-          <w:bCs w:val="0"/>
-          <w:sz w:val="24"/>
-          <w:szCs w:val="24"/>
-          <w:lang w:val="pt-BR"/>
-        </w:rPr>
-      </w:pPr>
-    </w:p>
-    <w:p>
-      <w:pPr>
-        <w:numPr>
-          <w:numId w:val="0"/>
-        </w:numPr>
-        <w:spacing w:line="360" w:lineRule="auto"/>
-        <w:jc w:val="both"/>
-        <w:rPr>
-          <w:rFonts w:hint="default" w:ascii="Arial" w:hAnsi="Arial" w:cs="Arial"/>
-          <w:b/>
-          <w:bCs/>
-          <w:sz w:val="24"/>
-          <w:szCs w:val="24"/>
-          <w:lang w:val="pt-BR"/>
-        </w:rPr>
-      </w:pPr>
-      <w:r>
-        <w:rPr>
-          <w:rFonts w:hint="default" w:ascii="Arial" w:hAnsi="Arial" w:cs="Arial"/>
-          <w:b/>
-          <w:bCs/>
-          <w:sz w:val="24"/>
-          <w:szCs w:val="24"/>
-          <w:lang w:val="pt-BR"/>
-        </w:rPr>
-        <w:tab/>
-        <w:t>Valores:</w:t>
+        <w:t xml:space="preserve">As inscrições poderão ser realizadas por </w:t>
+      </w:r>
+      <w:r>
+        <w:rPr>
+          <w:rFonts w:hint="default" w:ascii="Arial" w:hAnsi="Arial" w:cs="Arial"/>
+          <w:b/>
+          <w:bCs/>
+          <w:sz w:val="24"/>
+          <w:szCs w:val="24"/>
+          <w:lang w:val="pt-BR"/>
+        </w:rPr>
+        <w:t>uma das seguintes formas</w:t>
+      </w:r>
+      <w:r>
+        <w:rPr>
+          <w:rFonts w:hint="default" w:ascii="Arial" w:hAnsi="Arial" w:cs="Arial"/>
+          <w:b w:val="0"/>
+          <w:bCs w:val="0"/>
+          <w:sz w:val="24"/>
+          <w:szCs w:val="24"/>
+          <w:lang w:val="pt-BR"/>
+        </w:rPr>
+        <w:t>:</w:t>
       </w:r>
     </w:p>
     <w:p>
@@ -1676,24 +1343,91 @@
         <w:ind w:left="800" w:leftChars="0" w:hanging="420" w:firstLineChars="0"/>
         <w:jc w:val="both"/>
         <w:rPr>
-          <w:rFonts w:hint="default" w:ascii="Arial" w:hAnsi="Arial" w:cs="Arial"/>
-          <w:b w:val="0"/>
-          <w:bCs w:val="0"/>
-          <w:sz w:val="24"/>
-          <w:szCs w:val="24"/>
-          <w:lang w:val="pt-BR"/>
-        </w:rPr>
-      </w:pPr>
-      <w:r>
-        <w:rPr>
-          <w:rFonts w:hint="default" w:ascii="Arial" w:hAnsi="Arial" w:cs="Arial"/>
-          <w:b w:val="0"/>
-          <w:bCs w:val="0"/>
-          <w:sz w:val="24"/>
-          <w:szCs w:val="24"/>
-          <w:lang w:val="pt-BR"/>
-        </w:rPr>
-        <w:t>Simples: R$ 70,00 (setenta reais);</w:t>
+          <w:rFonts w:hint="default" w:ascii="Arial" w:hAnsi="Arial"/>
+          <w:b w:val="0"/>
+          <w:bCs w:val="0"/>
+          <w:sz w:val="24"/>
+          <w:szCs w:val="24"/>
+          <w:lang w:val="pt-BR"/>
+        </w:rPr>
+      </w:pPr>
+      <w:r>
+        <w:rPr>
+          <w:rFonts w:hint="default" w:ascii="Arial" w:hAnsi="Arial" w:cs="Arial"/>
+          <w:b w:val="0"/>
+          <w:bCs w:val="0"/>
+          <w:sz w:val="24"/>
+          <w:szCs w:val="24"/>
+          <w:lang w:val="pt-BR"/>
+        </w:rPr>
+        <w:tab/>
+      </w:r>
+      <w:r>
+        <w:rPr>
+          <w:rFonts w:hint="default" w:ascii="Arial" w:hAnsi="Arial" w:cs="Arial"/>
+          <w:b w:val="0"/>
+          <w:bCs w:val="0"/>
+          <w:sz w:val="24"/>
+          <w:szCs w:val="24"/>
+          <w:lang w:val="pt-BR"/>
+        </w:rPr>
+        <w:t xml:space="preserve">Por meio do formulário de inscrição individual, disponível em: </w:t>
+      </w:r>
+      <w:r>
+        <w:rPr>
+          <w:rFonts w:hint="default" w:ascii="Arial" w:hAnsi="Arial"/>
+          <w:b w:val="0"/>
+          <w:bCs w:val="0"/>
+          <w:sz w:val="24"/>
+          <w:szCs w:val="24"/>
+          <w:lang w:val="pt-BR"/>
+        </w:rPr>
+        <w:fldChar w:fldCharType="begin"/>
+      </w:r>
+      <w:r>
+        <w:rPr>
+          <w:rFonts w:hint="default" w:ascii="Arial" w:hAnsi="Arial"/>
+          <w:b w:val="0"/>
+          <w:bCs w:val="0"/>
+          <w:sz w:val="24"/>
+          <w:szCs w:val="24"/>
+          <w:lang w:val="pt-BR"/>
+        </w:rPr>
+        <w:instrText xml:space="preserve"> HYPERLINK "https://mauromascarenhas.github.io/copa-sbc-sbb/" </w:instrText>
+      </w:r>
+      <w:r>
+        <w:rPr>
+          <w:rFonts w:hint="default" w:ascii="Arial" w:hAnsi="Arial"/>
+          <w:b w:val="0"/>
+          <w:bCs w:val="0"/>
+          <w:sz w:val="24"/>
+          <w:szCs w:val="24"/>
+          <w:lang w:val="pt-BR"/>
+        </w:rPr>
+        <w:fldChar w:fldCharType="separate"/>
+      </w:r>
+      <w:r>
+        <w:rPr>
+          <w:rStyle w:val="8"/>
+          <w:rFonts w:hint="default" w:ascii="Arial" w:hAnsi="Arial"/>
+          <w:b w:val="0"/>
+          <w:bCs w:val="0"/>
+          <w:sz w:val="24"/>
+          <w:szCs w:val="24"/>
+          <w:lang w:val="pt-BR"/>
+        </w:rPr>
+        <w:t>https://mauromascarenhas.github.io/copa-sbc-sbb/</w:t>
+      </w:r>
+      <w:r>
+        <w:rPr>
+          <w:rFonts w:hint="default" w:ascii="Arial" w:hAnsi="Arial"/>
+          <w:b w:val="0"/>
+          <w:bCs w:val="0"/>
+          <w:sz w:val="24"/>
+          <w:szCs w:val="24"/>
+          <w:lang w:val="pt-BR"/>
+        </w:rPr>
+        <w:fldChar w:fldCharType="end"/>
       </w:r>
     </w:p>
     <w:p>
@@ -1709,35 +1443,80 @@
         <w:ind w:left="800" w:leftChars="0" w:hanging="420" w:firstLineChars="0"/>
         <w:jc w:val="both"/>
         <w:rPr>
-          <w:rFonts w:hint="default" w:ascii="Arial" w:hAnsi="Arial" w:cs="Arial"/>
-          <w:b w:val="0"/>
-          <w:bCs w:val="0"/>
-          <w:sz w:val="24"/>
-          <w:szCs w:val="24"/>
-          <w:lang w:val="pt-BR"/>
-        </w:rPr>
-      </w:pPr>
-      <w:r>
-        <w:rPr>
-          <w:rFonts w:hint="default" w:ascii="Arial" w:hAnsi="Arial" w:cs="Arial"/>
-          <w:b w:val="0"/>
-          <w:bCs w:val="0"/>
-          <w:sz w:val="24"/>
-          <w:szCs w:val="24"/>
-          <w:lang w:val="pt-BR"/>
-        </w:rPr>
-        <w:t xml:space="preserve">Duplas: </w:t>
-      </w:r>
-      <w:r>
-        <w:rPr>
-          <w:rFonts w:hint="default" w:ascii="Arial" w:hAnsi="Arial" w:cs="Arial"/>
-          <w:b w:val="0"/>
-          <w:bCs w:val="0"/>
-          <w:sz w:val="24"/>
-          <w:szCs w:val="24"/>
-          <w:lang w:val="pt-BR"/>
-        </w:rPr>
-        <w:t>R$ 70,00 (setenta reais), sendo dividida em R$ 35,00 (trinta e cinco reais) para cada atleta.</w:t>
+          <w:rFonts w:hint="default" w:ascii="Arial" w:hAnsi="Arial"/>
+          <w:b w:val="0"/>
+          <w:bCs w:val="0"/>
+          <w:sz w:val="24"/>
+          <w:szCs w:val="24"/>
+          <w:lang w:val="pt-BR"/>
+        </w:rPr>
+      </w:pPr>
+      <w:r>
+        <w:rPr>
+          <w:rFonts w:hint="default" w:ascii="Arial" w:hAnsi="Arial" w:cs="Arial"/>
+          <w:b w:val="0"/>
+          <w:bCs w:val="0"/>
+          <w:sz w:val="24"/>
+          <w:szCs w:val="24"/>
+          <w:lang w:val="pt-BR"/>
+        </w:rPr>
+        <w:t xml:space="preserve">Por meio da ficha/planilha de inscrição em lote, disponível em: </w:t>
+      </w:r>
+      <w:r>
+        <w:rPr>
+          <w:rFonts w:hint="default" w:ascii="Arial" w:hAnsi="Arial"/>
+          <w:b w:val="0"/>
+          <w:bCs w:val="0"/>
+          <w:sz w:val="24"/>
+          <w:szCs w:val="24"/>
+          <w:lang w:val="pt-BR"/>
+        </w:rPr>
+        <w:fldChar w:fldCharType="begin"/>
+      </w:r>
+      <w:r>
+        <w:rPr>
+          <w:rFonts w:hint="default" w:ascii="Arial" w:hAnsi="Arial"/>
+          <w:b w:val="0"/>
+          <w:bCs w:val="0"/>
+          <w:sz w:val="24"/>
+          <w:szCs w:val="24"/>
+          <w:lang w:val="pt-BR"/>
+        </w:rPr>
+        <w:instrText xml:space="preserve"> HYPERLINK "https://github.com/mauromascarenhas/copa-sbc-sbb/raw/refs/heads/main/misc/2026/Ficha%20de%20Inscri%C3%A7%C3%B5es%20-%20Copa%20S%C3%A3o%20Bernardo%202026.xls" </w:instrText>
+      </w:r>
+      <w:r>
+        <w:rPr>
+          <w:rFonts w:hint="default" w:ascii="Arial" w:hAnsi="Arial"/>
+          <w:b w:val="0"/>
+          <w:bCs w:val="0"/>
+          <w:sz w:val="24"/>
+          <w:szCs w:val="24"/>
+          <w:lang w:val="pt-BR"/>
+        </w:rPr>
+        <w:fldChar w:fldCharType="separate"/>
+      </w:r>
+      <w:r>
+        <w:rPr>
+          <w:rStyle w:val="8"/>
+          <w:rFonts w:hint="default" w:ascii="Arial" w:hAnsi="Arial"/>
+          <w:b w:val="0"/>
+          <w:bCs w:val="0"/>
+          <w:sz w:val="24"/>
+          <w:szCs w:val="24"/>
+          <w:lang w:val="pt-BR"/>
+        </w:rPr>
+        <w:t>https://github.com/mauromascarenhas/copa-sbc-sbb/raw/refs/heads/main/misc/2026/Ficha%20de%20Inscri%C3%A7%C3%B5es%20-%20Copa%20S%C3%A3o%20Bernardo%202026.xls</w:t>
+      </w:r>
+      <w:r>
+        <w:rPr>
+          <w:rFonts w:hint="default" w:ascii="Arial" w:hAnsi="Arial"/>
+          <w:b w:val="0"/>
+          <w:bCs w:val="0"/>
+          <w:sz w:val="24"/>
+          <w:szCs w:val="24"/>
+          <w:lang w:val="pt-BR"/>
+        </w:rPr>
+        <w:fldChar w:fldCharType="end"/>
       </w:r>
     </w:p>
     <w:p>
@@ -1746,6 +1525,7 @@
           <w:numId w:val="0"/>
         </w:numPr>
         <w:spacing w:line="360" w:lineRule="auto"/>
+        <w:ind w:left="380" w:leftChars="0"/>
         <w:jc w:val="both"/>
         <w:rPr>
           <w:rFonts w:hint="default" w:ascii="Arial" w:hAnsi="Arial" w:cs="Arial"/>
@@ -1763,96 +1543,650 @@
           <w:numId w:val="0"/>
         </w:numPr>
         <w:spacing w:line="360" w:lineRule="auto"/>
-        <w:jc w:val="both"/>
-        <w:rPr>
-          <w:rFonts w:hint="default" w:ascii="Arial" w:hAnsi="Arial" w:cs="Arial"/>
-          <w:b w:val="0"/>
-          <w:bCs w:val="0"/>
-          <w:sz w:val="24"/>
-          <w:szCs w:val="24"/>
-          <w:lang w:val="pt-BR"/>
-        </w:rPr>
-      </w:pPr>
-      <w:r>
-        <w:rPr>
-          <w:rFonts w:hint="default" w:ascii="Arial" w:hAnsi="Arial" w:cs="Arial"/>
-          <w:b/>
-          <w:bCs/>
-          <w:sz w:val="24"/>
-          <w:szCs w:val="24"/>
-          <w:lang w:val="pt-BR"/>
-        </w:rPr>
-        <w:t>Prazo para inscrições: 12 de setembro de 2026</w:t>
-      </w:r>
-    </w:p>
-    <w:p>
-      <w:pPr>
-        <w:numPr>
+        <w:ind w:firstLine="420" w:firstLineChars="0"/>
+        <w:jc w:val="both"/>
+        <w:rPr>
+          <w:rFonts w:hint="default" w:ascii="Arial" w:hAnsi="Arial"/>
+          <w:b w:val="0"/>
+          <w:bCs w:val="0"/>
+          <w:sz w:val="24"/>
+          <w:szCs w:val="24"/>
+          <w:lang w:val="pt-BR"/>
+        </w:rPr>
+      </w:pPr>
+      <w:r>
+        <w:rPr>
+          <w:rFonts w:hint="default" w:ascii="Arial" w:hAnsi="Arial" w:cs="Arial"/>
+          <w:b w:val="0"/>
+          <w:bCs w:val="0"/>
+          <w:sz w:val="24"/>
+          <w:szCs w:val="24"/>
+          <w:lang w:val="pt-BR"/>
+        </w:rPr>
+        <w:t xml:space="preserve">O pagamento deverá ser realizado para a chave </w:t>
+      </w:r>
+      <w:r>
+        <w:rPr>
+          <w:rFonts w:hint="default" w:ascii="Arial" w:hAnsi="Arial" w:cs="Arial"/>
+          <w:b/>
+          <w:bCs/>
+          <w:sz w:val="24"/>
+          <w:szCs w:val="24"/>
+          <w:lang w:val="pt-BR"/>
+        </w:rPr>
+        <w:t>PIX do SBB</w:t>
+      </w:r>
+      <w:r>
+        <w:rPr>
+          <w:rFonts w:hint="default" w:ascii="Arial" w:hAnsi="Arial" w:cs="Arial"/>
+          <w:b w:val="0"/>
+          <w:bCs w:val="0"/>
+          <w:sz w:val="24"/>
+          <w:szCs w:val="24"/>
+          <w:lang w:val="pt-BR"/>
+        </w:rPr>
+        <w:t xml:space="preserve"> (</w:t>
+      </w:r>
+      <w:r>
+        <w:rPr>
+          <w:rFonts w:hint="default" w:ascii="Arial" w:hAnsi="Arial"/>
+          <w:b w:val="0"/>
+          <w:bCs w:val="0"/>
+          <w:sz w:val="24"/>
+          <w:szCs w:val="24"/>
+          <w:lang w:val="pt-BR"/>
+        </w:rPr>
+        <w:t>CNPJ</w:t>
+      </w:r>
+      <w:r>
+        <w:rPr>
+          <w:rFonts w:hint="default" w:ascii="Arial" w:hAnsi="Arial" w:cs="Arial"/>
+          <w:b w:val="0"/>
+          <w:bCs w:val="0"/>
+          <w:sz w:val="24"/>
+          <w:szCs w:val="24"/>
+          <w:lang w:val="pt-BR"/>
+        </w:rPr>
+        <w:t xml:space="preserve">): </w:t>
+      </w:r>
+      <w:r>
+        <w:rPr>
+          <w:rFonts w:hint="default" w:ascii="Arial" w:hAnsi="Arial"/>
+          <w:b w:val="0"/>
+          <w:bCs w:val="0"/>
+          <w:sz w:val="24"/>
+          <w:szCs w:val="24"/>
+          <w:lang w:val="pt-BR"/>
+        </w:rPr>
+        <w:t xml:space="preserve"> </w:t>
+      </w:r>
+      <w:r>
+        <w:rPr>
+          <w:rFonts w:hint="default" w:ascii="Arial" w:hAnsi="Arial"/>
+          <w:b/>
+          <w:bCs/>
+          <w:sz w:val="24"/>
+          <w:szCs w:val="24"/>
+          <w:lang w:val="pt-BR"/>
+        </w:rPr>
+        <w:t>30.380.122/0001-11</w:t>
+      </w:r>
+      <w:r>
+        <w:rPr>
+          <w:rFonts w:hint="default" w:ascii="Arial" w:hAnsi="Arial"/>
+          <w:b w:val="0"/>
+          <w:bCs w:val="0"/>
+          <w:sz w:val="24"/>
+          <w:szCs w:val="24"/>
+          <w:lang w:val="pt-BR"/>
+        </w:rPr>
+        <w:t>.</w:t>
+      </w:r>
+    </w:p>
+    <w:p>
+      <w:pPr>
+        <w:numPr>
+          <w:ilvl w:val="0"/>
           <w:numId w:val="0"/>
         </w:numPr>
         <w:spacing w:line="360" w:lineRule="auto"/>
         <w:jc w:val="both"/>
         <w:rPr>
-          <w:rFonts w:hint="default" w:ascii="Arial" w:hAnsi="Arial" w:cs="Arial"/>
-          <w:b w:val="0"/>
-          <w:bCs w:val="0"/>
-          <w:sz w:val="24"/>
-          <w:szCs w:val="24"/>
-          <w:lang w:val="pt-BR"/>
-        </w:rPr>
-      </w:pPr>
-    </w:p>
-    <w:p>
-      <w:pPr>
-        <w:numPr>
-          <w:numId w:val="0"/>
-        </w:numPr>
-        <w:spacing w:line="360" w:lineRule="auto"/>
-        <w:jc w:val="both"/>
-        <w:rPr>
-          <w:rFonts w:hint="default" w:ascii="Arial" w:hAnsi="Arial" w:cs="Arial"/>
-          <w:b w:val="0"/>
-          <w:bCs w:val="0"/>
-          <w:sz w:val="24"/>
-          <w:szCs w:val="24"/>
-          <w:lang w:val="pt-BR"/>
-        </w:rPr>
-      </w:pPr>
-      <w:r>
-        <w:rPr>
-          <w:rFonts w:hint="default" w:ascii="Arial" w:hAnsi="Arial" w:cs="Arial"/>
-          <w:b w:val="0"/>
-          <w:bCs w:val="0"/>
-          <w:sz w:val="24"/>
-          <w:szCs w:val="24"/>
-          <w:lang w:val="pt-BR"/>
-        </w:rPr>
-        <w:t>Atenciosamente,</w:t>
-      </w:r>
-      <w:r>
-        <w:rPr>
-          <w:rFonts w:hint="default" w:ascii="Arial" w:hAnsi="Arial" w:cs="Arial"/>
-          <w:b w:val="0"/>
-          <w:bCs w:val="0"/>
-          <w:sz w:val="24"/>
-          <w:szCs w:val="24"/>
-          <w:lang w:val="pt-BR"/>
-        </w:rPr>
-        <w:br w:type="textWrapping"/>
-      </w:r>
-      <w:r>
-        <w:rPr>
-          <w:rFonts w:hint="default" w:ascii="Arial" w:hAnsi="Arial" w:cs="Arial"/>
-          <w:b w:val="0"/>
-          <w:bCs w:val="0"/>
-          <w:sz w:val="24"/>
-          <w:szCs w:val="24"/>
-          <w:lang w:val="pt-BR"/>
-        </w:rPr>
-        <w:t>São Bernardo Badminton Clube.</w:t>
+          <w:rFonts w:hint="default" w:ascii="Arial" w:hAnsi="Arial"/>
+          <w:b w:val="0"/>
+          <w:bCs w:val="0"/>
+          <w:sz w:val="24"/>
+          <w:szCs w:val="24"/>
+          <w:lang w:val="pt-BR"/>
+        </w:rPr>
+      </w:pPr>
+      <w:r>
+        <w:rPr>
+          <w:rFonts w:hint="default" w:ascii="Arial" w:hAnsi="Arial"/>
+          <w:b w:val="0"/>
+          <w:bCs w:val="0"/>
+          <w:sz w:val="24"/>
+          <w:szCs w:val="24"/>
+          <w:lang w:val="pt-BR"/>
+        </w:rPr>
+        <w:tab/>
+      </w:r>
+      <w:r>
+        <w:rPr>
+          <w:rFonts w:hint="default" w:ascii="Arial" w:hAnsi="Arial"/>
+          <w:b w:val="0"/>
+          <w:bCs w:val="0"/>
+          <w:sz w:val="24"/>
+          <w:szCs w:val="24"/>
+          <w:lang w:val="pt-BR"/>
+        </w:rPr>
+        <w:t>O comprovante de pagamento</w:t>
       </w:r>
       <w:bookmarkStart w:id="0" w:name="_GoBack"/>
       <w:bookmarkEnd w:id="0"/>
+      <w:r>
+        <w:rPr>
+          <w:rFonts w:hint="default" w:ascii="Arial" w:hAnsi="Arial"/>
+          <w:b w:val="0"/>
+          <w:bCs w:val="0"/>
+          <w:sz w:val="24"/>
+          <w:szCs w:val="24"/>
+          <w:lang w:val="pt-BR"/>
+        </w:rPr>
+        <w:t xml:space="preserve"> deverá ser enviado para </w:t>
+      </w:r>
+      <w:r>
+        <w:rPr>
+          <w:rFonts w:hint="default" w:ascii="Arial" w:hAnsi="Arial"/>
+          <w:b w:val="0"/>
+          <w:bCs w:val="0"/>
+          <w:sz w:val="24"/>
+          <w:szCs w:val="24"/>
+          <w:lang w:val="pt-BR"/>
+        </w:rPr>
+        <w:fldChar w:fldCharType="begin"/>
+      </w:r>
+      <w:r>
+        <w:rPr>
+          <w:rFonts w:hint="default" w:ascii="Arial" w:hAnsi="Arial"/>
+          <w:b w:val="0"/>
+          <w:bCs w:val="0"/>
+          <w:sz w:val="24"/>
+          <w:szCs w:val="24"/>
+          <w:lang w:val="pt-BR"/>
+        </w:rPr>
+        <w:instrText xml:space="preserve"> HYPERLINK "mailto:sbb@terra.com.br" </w:instrText>
+      </w:r>
+      <w:r>
+        <w:rPr>
+          <w:rFonts w:hint="default" w:ascii="Arial" w:hAnsi="Arial"/>
+          <w:b w:val="0"/>
+          <w:bCs w:val="0"/>
+          <w:sz w:val="24"/>
+          <w:szCs w:val="24"/>
+          <w:lang w:val="pt-BR"/>
+        </w:rPr>
+        <w:fldChar w:fldCharType="separate"/>
+      </w:r>
+      <w:r>
+        <w:rPr>
+          <w:rStyle w:val="8"/>
+          <w:rFonts w:hint="default" w:ascii="Arial" w:hAnsi="Arial"/>
+          <w:b w:val="0"/>
+          <w:bCs w:val="0"/>
+          <w:sz w:val="24"/>
+          <w:szCs w:val="24"/>
+          <w:lang w:val="pt-BR"/>
+        </w:rPr>
+        <w:t>sbb@terra.com.br</w:t>
+      </w:r>
+      <w:r>
+        <w:rPr>
+          <w:rFonts w:hint="default" w:ascii="Arial" w:hAnsi="Arial"/>
+          <w:b w:val="0"/>
+          <w:bCs w:val="0"/>
+          <w:sz w:val="24"/>
+          <w:szCs w:val="24"/>
+          <w:lang w:val="pt-BR"/>
+        </w:rPr>
+        <w:fldChar w:fldCharType="end"/>
+      </w:r>
+      <w:r>
+        <w:rPr>
+          <w:rFonts w:hint="default" w:ascii="Arial" w:hAnsi="Arial"/>
+          <w:b w:val="0"/>
+          <w:bCs w:val="0"/>
+          <w:sz w:val="24"/>
+          <w:szCs w:val="24"/>
+          <w:lang w:val="pt-BR"/>
+        </w:rPr>
+        <w:t xml:space="preserve"> até o dia 12 de setembro de 2026. </w:t>
+      </w:r>
+      <w:r>
+        <w:rPr>
+          <w:rFonts w:hint="default" w:ascii="Arial" w:hAnsi="Arial"/>
+          <w:b/>
+          <w:bCs/>
+          <w:sz w:val="24"/>
+          <w:szCs w:val="24"/>
+          <w:lang w:val="pt-BR"/>
+        </w:rPr>
+        <w:t>Caso utilize o formulário de inscrição em lote (planilha Excel), anexe-o ao mesmo e-mail.</w:t>
+      </w:r>
+    </w:p>
+    <w:p>
+      <w:pPr>
+        <w:numPr>
+          <w:ilvl w:val="0"/>
+          <w:numId w:val="0"/>
+        </w:numPr>
+        <w:spacing w:line="360" w:lineRule="auto"/>
+        <w:jc w:val="both"/>
+        <w:rPr>
+          <w:rFonts w:hint="default" w:ascii="Arial" w:hAnsi="Arial"/>
+          <w:b w:val="0"/>
+          <w:bCs w:val="0"/>
+          <w:sz w:val="24"/>
+          <w:szCs w:val="24"/>
+          <w:lang w:val="pt-BR"/>
+        </w:rPr>
+      </w:pPr>
+      <w:r>
+        <w:rPr>
+          <w:rFonts w:hint="default" w:ascii="Arial" w:hAnsi="Arial"/>
+          <w:b w:val="0"/>
+          <w:bCs w:val="0"/>
+          <w:sz w:val="24"/>
+          <w:szCs w:val="24"/>
+          <w:lang w:val="pt-BR"/>
+        </w:rPr>
+        <w:tab/>
+      </w:r>
+      <w:r>
+        <w:rPr>
+          <w:rFonts w:hint="default" w:ascii="Arial" w:hAnsi="Arial"/>
+          <w:b w:val="0"/>
+          <w:bCs w:val="0"/>
+          <w:sz w:val="24"/>
+          <w:szCs w:val="24"/>
+          <w:lang w:val="pt-BR"/>
+        </w:rPr>
+        <w:t xml:space="preserve">Em caso de dúvidas, entrar em contato com Fátima por meio do telefone: </w:t>
+      </w:r>
+      <w:r>
+        <w:rPr>
+          <w:rFonts w:hint="default" w:ascii="Arial" w:hAnsi="Arial"/>
+          <w:b w:val="0"/>
+          <w:bCs w:val="0"/>
+          <w:sz w:val="24"/>
+          <w:szCs w:val="24"/>
+          <w:lang w:val="pt-BR"/>
+        </w:rPr>
+        <w:fldChar w:fldCharType="begin"/>
+      </w:r>
+      <w:r>
+        <w:rPr>
+          <w:rFonts w:hint="default" w:ascii="Arial" w:hAnsi="Arial"/>
+          <w:b w:val="0"/>
+          <w:bCs w:val="0"/>
+          <w:sz w:val="24"/>
+          <w:szCs w:val="24"/>
+          <w:lang w:val="pt-BR"/>
+        </w:rPr>
+        <w:instrText xml:space="preserve"> HYPERLINK "tel:+5511977399090" </w:instrText>
+      </w:r>
+      <w:r>
+        <w:rPr>
+          <w:rFonts w:hint="default" w:ascii="Arial" w:hAnsi="Arial"/>
+          <w:b w:val="0"/>
+          <w:bCs w:val="0"/>
+          <w:sz w:val="24"/>
+          <w:szCs w:val="24"/>
+          <w:lang w:val="pt-BR"/>
+        </w:rPr>
+        <w:fldChar w:fldCharType="separate"/>
+      </w:r>
+      <w:r>
+        <w:rPr>
+          <w:rStyle w:val="8"/>
+          <w:rFonts w:hint="default" w:ascii="Arial" w:hAnsi="Arial"/>
+          <w:b w:val="0"/>
+          <w:bCs w:val="0"/>
+          <w:sz w:val="24"/>
+          <w:szCs w:val="24"/>
+          <w:lang w:val="pt-BR"/>
+        </w:rPr>
+        <w:t>(11) 97739-9090</w:t>
+      </w:r>
+      <w:r>
+        <w:rPr>
+          <w:rFonts w:hint="default" w:ascii="Arial" w:hAnsi="Arial"/>
+          <w:b w:val="0"/>
+          <w:bCs w:val="0"/>
+          <w:sz w:val="24"/>
+          <w:szCs w:val="24"/>
+          <w:lang w:val="pt-BR"/>
+        </w:rPr>
+        <w:fldChar w:fldCharType="end"/>
+      </w:r>
+      <w:r>
+        <w:rPr>
+          <w:rFonts w:hint="default" w:ascii="Arial" w:hAnsi="Arial"/>
+          <w:b w:val="0"/>
+          <w:bCs w:val="0"/>
+          <w:sz w:val="24"/>
+          <w:szCs w:val="24"/>
+          <w:lang w:val="pt-BR"/>
+        </w:rPr>
+        <w:t xml:space="preserve"> (</w:t>
+      </w:r>
+      <w:r>
+        <w:rPr>
+          <w:rFonts w:hint="default" w:ascii="Arial" w:hAnsi="Arial"/>
+          <w:b w:val="0"/>
+          <w:bCs w:val="0"/>
+          <w:sz w:val="24"/>
+          <w:szCs w:val="24"/>
+          <w:lang w:val="pt-BR"/>
+        </w:rPr>
+        <w:fldChar w:fldCharType="begin"/>
+      </w:r>
+      <w:r>
+        <w:rPr>
+          <w:rFonts w:hint="default" w:ascii="Arial" w:hAnsi="Arial"/>
+          <w:b w:val="0"/>
+          <w:bCs w:val="0"/>
+          <w:sz w:val="24"/>
+          <w:szCs w:val="24"/>
+          <w:lang w:val="pt-BR"/>
+        </w:rPr>
+        <w:instrText xml:space="preserve"> HYPERLINK "https://wa.me/+5511977399090" </w:instrText>
+      </w:r>
+      <w:r>
+        <w:rPr>
+          <w:rFonts w:hint="default" w:ascii="Arial" w:hAnsi="Arial"/>
+          <w:b w:val="0"/>
+          <w:bCs w:val="0"/>
+          <w:sz w:val="24"/>
+          <w:szCs w:val="24"/>
+          <w:lang w:val="pt-BR"/>
+        </w:rPr>
+        <w:fldChar w:fldCharType="separate"/>
+      </w:r>
+      <w:r>
+        <w:rPr>
+          <w:rStyle w:val="8"/>
+          <w:rFonts w:hint="default" w:ascii="Arial" w:hAnsi="Arial"/>
+          <w:b w:val="0"/>
+          <w:bCs w:val="0"/>
+          <w:sz w:val="24"/>
+          <w:szCs w:val="24"/>
+          <w:lang w:val="pt-BR"/>
+        </w:rPr>
+        <w:t>WhatsApp</w:t>
+      </w:r>
+      <w:r>
+        <w:rPr>
+          <w:rFonts w:hint="default" w:ascii="Arial" w:hAnsi="Arial"/>
+          <w:b w:val="0"/>
+          <w:bCs w:val="0"/>
+          <w:sz w:val="24"/>
+          <w:szCs w:val="24"/>
+          <w:lang w:val="pt-BR"/>
+        </w:rPr>
+        <w:fldChar w:fldCharType="end"/>
+      </w:r>
+      <w:r>
+        <w:rPr>
+          <w:rFonts w:hint="default" w:ascii="Arial" w:hAnsi="Arial"/>
+          <w:b w:val="0"/>
+          <w:bCs w:val="0"/>
+          <w:sz w:val="24"/>
+          <w:szCs w:val="24"/>
+          <w:lang w:val="pt-BR"/>
+        </w:rPr>
+        <w:t>).</w:t>
+      </w:r>
+    </w:p>
+    <w:p>
+      <w:pPr>
+        <w:numPr>
+          <w:ilvl w:val="0"/>
+          <w:numId w:val="0"/>
+        </w:numPr>
+        <w:spacing w:line="360" w:lineRule="auto"/>
+        <w:jc w:val="both"/>
+        <w:rPr>
+          <w:rFonts w:hint="default" w:ascii="Arial" w:hAnsi="Arial"/>
+          <w:b w:val="0"/>
+          <w:bCs w:val="0"/>
+          <w:sz w:val="24"/>
+          <w:szCs w:val="24"/>
+          <w:lang w:val="pt-BR"/>
+        </w:rPr>
+      </w:pPr>
+    </w:p>
+    <w:p>
+      <w:pPr>
+        <w:numPr>
+          <w:ilvl w:val="0"/>
+          <w:numId w:val="0"/>
+        </w:numPr>
+        <w:spacing w:line="360" w:lineRule="auto"/>
+        <w:jc w:val="both"/>
+        <w:rPr>
+          <w:rFonts w:hint="default" w:ascii="Arial" w:hAnsi="Arial" w:cs="Arial"/>
+          <w:b/>
+          <w:bCs/>
+          <w:sz w:val="24"/>
+          <w:szCs w:val="24"/>
+          <w:lang w:val="pt-BR"/>
+        </w:rPr>
+      </w:pPr>
+      <w:r>
+        <w:rPr>
+          <w:rFonts w:hint="default" w:ascii="Arial" w:hAnsi="Arial" w:cs="Arial"/>
+          <w:b/>
+          <w:bCs/>
+          <w:sz w:val="24"/>
+          <w:szCs w:val="24"/>
+          <w:lang w:val="pt-BR"/>
+        </w:rPr>
+        <w:tab/>
+      </w:r>
+      <w:r>
+        <w:rPr>
+          <w:rFonts w:hint="default" w:ascii="Arial" w:hAnsi="Arial" w:cs="Arial"/>
+          <w:b/>
+          <w:bCs/>
+          <w:sz w:val="24"/>
+          <w:szCs w:val="24"/>
+          <w:lang w:val="pt-BR"/>
+        </w:rPr>
+        <w:t>Valores:</w:t>
+      </w:r>
+    </w:p>
+    <w:p>
+      <w:pPr>
+        <w:numPr>
+          <w:ilvl w:val="0"/>
+          <w:numId w:val="2"/>
+        </w:numPr>
+        <w:tabs>
+          <w:tab w:val="clear" w:pos="420"/>
+        </w:tabs>
+        <w:spacing w:line="360" w:lineRule="auto"/>
+        <w:ind w:left="800" w:leftChars="0" w:hanging="420" w:firstLineChars="0"/>
+        <w:jc w:val="both"/>
+        <w:rPr>
+          <w:rFonts w:hint="default" w:ascii="Arial" w:hAnsi="Arial" w:cs="Arial"/>
+          <w:b w:val="0"/>
+          <w:bCs w:val="0"/>
+          <w:sz w:val="24"/>
+          <w:szCs w:val="24"/>
+          <w:lang w:val="pt-BR"/>
+        </w:rPr>
+      </w:pPr>
+      <w:r>
+        <w:rPr>
+          <w:rFonts w:hint="default" w:ascii="Arial" w:hAnsi="Arial" w:cs="Arial"/>
+          <w:b w:val="0"/>
+          <w:bCs w:val="0"/>
+          <w:sz w:val="24"/>
+          <w:szCs w:val="24"/>
+          <w:lang w:val="pt-BR"/>
+        </w:rPr>
+        <w:t>Simples: R$ 70,00 (setenta reais);</w:t>
+      </w:r>
+    </w:p>
+    <w:p>
+      <w:pPr>
+        <w:numPr>
+          <w:ilvl w:val="0"/>
+          <w:numId w:val="2"/>
+        </w:numPr>
+        <w:tabs>
+          <w:tab w:val="clear" w:pos="420"/>
+        </w:tabs>
+        <w:spacing w:line="360" w:lineRule="auto"/>
+        <w:ind w:left="800" w:leftChars="0" w:hanging="420" w:firstLineChars="0"/>
+        <w:jc w:val="both"/>
+        <w:rPr>
+          <w:rFonts w:hint="default" w:ascii="Arial" w:hAnsi="Arial" w:cs="Arial"/>
+          <w:b w:val="0"/>
+          <w:bCs w:val="0"/>
+          <w:sz w:val="24"/>
+          <w:szCs w:val="24"/>
+          <w:lang w:val="pt-BR"/>
+        </w:rPr>
+      </w:pPr>
+      <w:r>
+        <w:rPr>
+          <w:rFonts w:hint="default" w:ascii="Arial" w:hAnsi="Arial" w:cs="Arial"/>
+          <w:b w:val="0"/>
+          <w:bCs w:val="0"/>
+          <w:sz w:val="24"/>
+          <w:szCs w:val="24"/>
+          <w:lang w:val="pt-BR"/>
+        </w:rPr>
+        <w:t>Duplas: R$ 70,00 (setenta reais), sendo dividida em R$ 35,00 (trinta e cinco reais) para cada atleta.</w:t>
+      </w:r>
+    </w:p>
+    <w:p>
+      <w:pPr>
+        <w:numPr>
+          <w:ilvl w:val="0"/>
+          <w:numId w:val="0"/>
+        </w:numPr>
+        <w:spacing w:line="360" w:lineRule="auto"/>
+        <w:jc w:val="both"/>
+        <w:rPr>
+          <w:rFonts w:hint="default" w:ascii="Arial" w:hAnsi="Arial" w:cs="Arial"/>
+          <w:b w:val="0"/>
+          <w:bCs w:val="0"/>
+          <w:sz w:val="24"/>
+          <w:szCs w:val="24"/>
+          <w:lang w:val="pt-BR"/>
+        </w:rPr>
+      </w:pPr>
+    </w:p>
+    <w:p>
+      <w:pPr>
+        <w:numPr>
+          <w:ilvl w:val="0"/>
+          <w:numId w:val="0"/>
+        </w:numPr>
+        <w:spacing w:line="360" w:lineRule="auto"/>
+        <w:jc w:val="both"/>
+        <w:rPr>
+          <w:rFonts w:hint="default" w:ascii="Arial" w:hAnsi="Arial" w:cs="Arial"/>
+          <w:b w:val="0"/>
+          <w:bCs w:val="0"/>
+          <w:sz w:val="24"/>
+          <w:szCs w:val="24"/>
+          <w:lang w:val="pt-BR"/>
+        </w:rPr>
+      </w:pPr>
+      <w:r>
+        <w:rPr>
+          <w:rFonts w:hint="default" w:ascii="Arial" w:hAnsi="Arial" w:cs="Arial"/>
+          <w:b/>
+          <w:bCs/>
+          <w:sz w:val="24"/>
+          <w:szCs w:val="24"/>
+          <w:lang w:val="pt-BR"/>
+        </w:rPr>
+        <w:t>Prazo para inscrições: 12 de setembro de 2026</w:t>
+      </w:r>
+    </w:p>
+    <w:p>
+      <w:pPr>
+        <w:numPr>
+          <w:ilvl w:val="0"/>
+          <w:numId w:val="0"/>
+        </w:numPr>
+        <w:spacing w:line="360" w:lineRule="auto"/>
+        <w:jc w:val="both"/>
+        <w:rPr>
+          <w:rFonts w:hint="default" w:ascii="Arial" w:hAnsi="Arial" w:cs="Arial"/>
+          <w:b w:val="0"/>
+          <w:bCs w:val="0"/>
+          <w:sz w:val="24"/>
+          <w:szCs w:val="24"/>
+          <w:lang w:val="pt-BR"/>
+        </w:rPr>
+      </w:pPr>
+    </w:p>
+    <w:p>
+      <w:pPr>
+        <w:numPr>
+          <w:ilvl w:val="0"/>
+          <w:numId w:val="0"/>
+        </w:numPr>
+        <w:spacing w:line="360" w:lineRule="auto"/>
+        <w:jc w:val="both"/>
+        <w:rPr>
+          <w:rFonts w:hint="default" w:ascii="Arial" w:hAnsi="Arial" w:cs="Arial"/>
+          <w:b w:val="0"/>
+          <w:bCs w:val="0"/>
+          <w:sz w:val="24"/>
+          <w:szCs w:val="24"/>
+          <w:lang w:val="pt-BR"/>
+        </w:rPr>
+      </w:pPr>
+      <w:r>
+        <w:rPr>
+          <w:rFonts w:hint="default" w:ascii="Arial" w:hAnsi="Arial" w:cs="Arial"/>
+          <w:b w:val="0"/>
+          <w:bCs w:val="0"/>
+          <w:sz w:val="24"/>
+          <w:szCs w:val="24"/>
+          <w:lang w:val="pt-BR"/>
+        </w:rPr>
+        <w:t>Atenciosamente,</w:t>
+      </w:r>
+      <w:r>
+        <w:rPr>
+          <w:rFonts w:hint="default" w:ascii="Arial" w:hAnsi="Arial" w:cs="Arial"/>
+          <w:b w:val="0"/>
+          <w:bCs w:val="0"/>
+          <w:sz w:val="24"/>
+          <w:szCs w:val="24"/>
+          <w:lang w:val="pt-BR"/>
+        </w:rPr>
+        <w:br w:type="textWrapping"/>
+      </w:r>
+      <w:r>
+        <w:rPr>
+          <w:rFonts w:hint="default" w:ascii="Arial" w:hAnsi="Arial" w:cs="Arial"/>
+          <w:b w:val="0"/>
+          <w:bCs w:val="0"/>
+          <w:sz w:val="24"/>
+          <w:szCs w:val="24"/>
+          <w:lang w:val="pt-BR"/>
+        </w:rPr>
+        <w:t>São Bernardo Badminton Clube.</w:t>
+      </w:r>
     </w:p>
     <w:sectPr>
       <w:headerReference r:id="rId3" w:type="default"/>
@@ -2049,7 +2383,7 @@
         </mc:Choice>
         <mc:Fallback>
           <w:pict>
-            <v:rect id="_x0000_s1026" o:spid="_x0000_s1026" o:spt="1" style="position:absolute;left:0pt;margin-left:-90pt;margin-top:-13.55pt;height:62.15pt;width:594.8pt;z-index:251662336;v-text-anchor:middle;mso-width-relative:page;mso-height-relative:page;" fillcolor="#253089" filled="t" stroked="t" coordsize="21600,21600" o:gfxdata="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">
+            <v:rect id="_x0000_s1026" o:spid="_x0000_s1026" o:spt="1" style="position:absolute;left:0pt;margin-left:-90pt;margin-top:-13.55pt;height:62.15pt;width:594.8pt;z-index:251662336;v-text-anchor:middle;mso-width-relative:page;mso-height-relative:page;" fillcolor="#253089" filled="t" stroked="t" coordsize="21600,21600" o:gfxdata="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">
               <v:fill on="t" focussize="0,0"/>
               <v:stroke weight="1pt" color="#253089 [2404]" miterlimit="8" joinstyle="miter"/>
               <v:imagedata o:title=""/>
@@ -2624,7 +2958,7 @@
     <w:lsdException w:unhideWhenUsed="0" w:uiPriority="0" w:semiHidden="0" w:name="footnote text"/>
     <w:lsdException w:unhideWhenUsed="0" w:uiPriority="0" w:semiHidden="0" w:name="annotation text"/>
     <w:lsdException w:unhideWhenUsed="0" w:uiPriority="0" w:semiHidden="0" w:name="header"/>
-    <w:lsdException w:unhideWhenUsed="0" w:uiPriority="0" w:semiHidden="0" w:name="footer"/>
+    <w:lsdException w:qFormat="1" w:unhideWhenUsed="0" w:uiPriority="0" w:semiHidden="0" w:name="footer"/>
     <w:lsdException w:unhideWhenUsed="0" w:uiPriority="0" w:semiHidden="0" w:name="index heading"/>
     <w:lsdException w:qFormat="1" w:uiPriority="0" w:name="caption"/>
     <w:lsdException w:unhideWhenUsed="0" w:uiPriority="0" w:semiHidden="0" w:name="table of figures"/>
@@ -2865,6 +3199,7 @@
   <w:style w:type="paragraph" w:styleId="10">
     <w:name w:val="footer"/>
     <w:basedOn w:val="1"/>
+    <w:qFormat/>
     <w:uiPriority w:val="0"/>
     <w:pPr>
       <w:tabs>
